--- a/_print_az/freud-histeriya_az.docx
+++ b/_print_az/freud-histeriya_az.docx
@@ -4209,7 +4209,7 @@
     </w:p>
     <w:p>
       <w:r>
-        <w:t>Əvvəlki bölmənin mülahizələri qarşısında - texnikamın çətinlikləri ki, hansıları saxlamadan açdım</w:t>
+        <w:t>Əvvəlki bölmənin mülahizələri qarşısında - texnikamın çətinlikləri ki, hansıları saxlamadan açdım.</w:t>
       </w:r>
     </w:p>
     <w:p>
